--- a/healthcare_economic_effect/output/docx/Healthcare_EHPM_ResponseToReviewers.docx
+++ b/healthcare_economic_effect/output/docx/Healthcare_EHPM_ResponseToReviewers.docx
@@ -4,7 +4,7 @@
   <w:body>
     <w:p>
       <w:r>
-        <w:t>June 18, 2026</w:t>
+        <w:t>July 13, 2026</w:t>
       </w:r>
     </w:p>
     <w:p/>
@@ -21,7 +21,7 @@
     <w:p/>
     <w:p>
       <w:r>
-        <w:t>Re: Ms. No. EHPM-D-26-00106</w:t>
+        <w:t>Re: Ms. No. EHPM-D-26-00106R1</w:t>
       </w:r>
     </w:p>
     <w:p>
@@ -38,7 +38,7 @@
     <w:p/>
     <w:p>
       <w:r>
-        <w:t>Thank you for the opportunity to revise our manuscript. We are grateful to both reviewers for their thorough and constructive comments, which have substantially strengthened the paper. Below we provide a point-by-point response to each comment. Reviewer comments are shown in italics, followed by our response. All changes are clearly indicated in the revised manuscript.</w:t>
+        <w:t>Thank you for the opportunity to submit a second revision. We are grateful to both reviewers for their continued scrutiny. The second-round comments raised two decisive issues -- (1) the reproducibility and traceability of the tempo model-selection statistics, and (2) the treatment of deficit financing and the internal consistency of our interpretation. We took both very seriously and, in addressing the first, we discovered and corrected a genuine error in the previously reported tempo results. Below we respond point by point to the second-round comments; reviewer comments are shown in italics, followed by our response. For completeness, our first-round point-by-point responses are retained as an Appendix. All changes are clearly indicated in the revised manuscript.</w:t>
       </w:r>
     </w:p>
     <w:p/>
@@ -47,7 +47,123 @@
         <w:pStyle w:val="Heading1"/>
       </w:pPr>
       <w:r>
-        <w:t>Response to Reviewer 1</w:t>
+        <w:t>Response to Reviewer 1 (Second Round)</w:t>
+      </w:r>
+    </w:p>
+    <w:p>
+      <w:r>
+        <w:rPr>
+          <w:b/>
+        </w:rPr>
+        <w:t xml:space="preserve">Comment 1: </w:t>
+      </w:r>
+      <w:r>
+        <w:rPr>
+          <w:i/>
+        </w:rPr>
+        <w:t>The tempo analysis rests on two unpublished companion working papers (references 22 and 23); reference 22 was inaccessible. The public repository cited under Availability of Data and Materials does not correspond to the revised manuscript: it is an explicit 'minimum PoC' that reports only level RMSE and change RMSE, so the additional AIC/BIC/LOOCV model-selection statistics introduced in the previous revision cannot be reproduced or traced to the public code and data.</w:t>
+      </w:r>
+    </w:p>
+    <w:p/>
+    <w:p>
+      <w:r>
+        <w:rPr>
+          <w:b/>
+        </w:rPr>
+        <w:t xml:space="preserve">Response: </w:t>
+      </w:r>
+      <w:r>
+        <w:t>We thank the reviewer for this rigorous and, as it turned out, decisive check. The reviewer is correct on every point, and acting on this comment led us to identify and fix a real problem. (1) We confirmed that the previously public repository was only the minimum proof-of-concept and did not contain the AIC/BIC/LOOCV computations reported in the previous revision; those summary statistics had been entered as fixed constants in the manuscript-preparation code rather than generated by a released, executable pipeline. (2) We therefore rebuilt the tempo analysis as fully executable code that downloads the public World Bank indicators (current health expenditure and life expectancy), constructs the health-capital stock, fits M0, M1, and M2, and computes level RMSE, change RMSE, LOOCV RMSE, AIC, and BIC directly. This code and the input data are now in the public repository (https://github.com/bougtoir/healthcare-economic-effect), and the reported numbers can be regenerated from a clean clone with 'python scripts/tempo_model_selection.py' followed by 'python scripts/analyze_healthcare_economic_effect.py'. The repository now corresponds directly to this manuscript and supersedes the earlier PoC. (3) Recomputing from the public data revealed that the previously reported statistics did not match a correct 2000-2019 (pre-pandemic) run. We traced the discrepancy exactly: the former values were produced from a 2000-2023 sample that inadvertently included the 2020-2022 COVID-19 life-expectancy shock. Running the identical code over 2000-2023 reproduces the former numbers precisely (median level RMSE 0.510/0.441/0.434 for M0/M1/M2, median drift +0.15 yr/yr), whereas the correct 2000-2019 run gives 0.253/0.208/0.207 and a boundary-dominated, poorly identified drift with median -0.10 yr/yr. (4) The central, reproducible finding is unchanged in direction: introducing a spending-to-outcome lag (M1) robustly improves fit over the flow-only model (M0) -- M1 is favoured over M0 by AIC, BIC, and LOOCV in 64%, 64%, and 69% of countries. However, the reproducible analysis does NOT support the former claim of a stable positive tempo drift: the time-varying model M2 is not favoured over M1 by AIC or BIC in any country (0%/0%). We have therefore withdrawn the +0.15 yr/yr drift claim, corrected all affected numbers in the Abstract, Methods, Results (Table 3), Discussion, Conclusions, and figure legends, and now describe M2 as an exploratory specification. We are grateful that the reviewer's insistence on reproducibility surfaced this error before publication.</w:t>
+      </w:r>
+    </w:p>
+    <w:p/>
+    <w:p>
+      <w:pPr>
+        <w:pStyle w:val="Heading1"/>
+      </w:pPr>
+      <w:r>
+        <w:t>Response to Reviewer 2 (Second Round)</w:t>
+      </w:r>
+    </w:p>
+    <w:p>
+      <w:r>
+        <w:rPr>
+          <w:b/>
+        </w:rPr>
+        <w:t xml:space="preserve">Comment 1: </w:t>
+      </w:r>
+      <w:r>
+        <w:rPr>
+          <w:i/>
+        </w:rPr>
+        <w:t>The impact of deficit-financed government bonds on Japan's healthcare expenditure is substantial and cannot be ignored, particularly in international comparison. Given that the fiscal-return ratio adjusted only for import leakage (1.04) does not account for deficit financing, there remain significant doubts about interpreting it as economically favorable. Deficit financing is discussed only as a limitation and is not incorporated into the analytical Results.</w:t>
+      </w:r>
+    </w:p>
+    <w:p/>
+    <w:p>
+      <w:r>
+        <w:rPr>
+          <w:b/>
+        </w:rPr>
+        <w:t xml:space="preserve">Response: </w:t>
+      </w:r>
+      <w:r>
+        <w:t>We agree and have moved deficit financing into the analytical Results. A new Results subsection, 'Deficit financing and the fiscal return ratio', reports a deficit-adjusted ratio that credits only the non-deficit (sustainable) part of the demand-side return against the full public cost, FR_deficit = tau x m x (1 - delta) / pf, with delta = 0.35 for Japan. Applying this to the import-leakage-adjusted return lowers Japan's ratio from 1.04 to 0.67. Table 2 now includes a deficit-adjusted column for all countries, and a new figure (Figure 4) shows the full cascade for Japan: 1.09 (gross output multiplier) -&gt; 1.04 (import-leakage adjusted) -&gt; 0.67 (deficit-adjusted) -&gt; 0.60 (value-added multiplier). We agree that 1.04 should not be read as 'favorable' on its own; once deficit financing is accounted for, the ratio falls below break-even, consistent with the value-added result.</w:t>
+      </w:r>
+    </w:p>
+    <w:p/>
+    <w:p>
+      <w:r>
+        <w:rPr>
+          <w:b/>
+        </w:rPr>
+        <w:t xml:space="preserve">Comment 2: </w:t>
+      </w:r>
+      <w:r>
+        <w:rPr>
+          <w:i/>
+        </w:rPr>
+        <w:t>The cautious statements in the Abstract and Conclusion inadvertently undermine the value of the main findings, giving the impression that the results cannot be meaningfully interpreted. The manuscript should provide analytical results supporting a reasonably valid interpretation while preserving limitations, and maintain a consistent position that the overall direction of interpretation is not fundamentally altered.</w:t>
+      </w:r>
+    </w:p>
+    <w:p/>
+    <w:p>
+      <w:r>
+        <w:rPr>
+          <w:b/>
+        </w:rPr>
+        <w:t xml:space="preserve">Response: </w:t>
+      </w:r>
+      <w:r>
+        <w:t>We have revised the Abstract, Results, Discussion, and Conclusions to state a single, consistent position and to avoid self-undermining hedging. The consistent message is: Japan's healthcare expenditure generates a demand-side fiscal return of the same order of magnitude as its public cost -- a materially larger economic return than the conventional 'pure-cost' framing implies, and one that should be counted in sustainability assessment. This direction is robust: it holds under the gross output multiplier (1.09) and the import-leakage-adjusted multiplier (1.04). At the same time, we state plainly that this return does not, by itself, make current public spending unconditionally self-financing, because the more conservative value-added (0.60) and deficit-adjusted (0.67) treatments fall below break-even. The limitations are thus expressed as a quantified range around break-even rather than as generic caution that negates the finding. We believe the revised manuscript now presents analytical support for a valid interpretation while retaining appropriate limitations, without changing the overall direction.</w:t>
+      </w:r>
+    </w:p>
+    <w:p/>
+    <w:p>
+      <w:r>
+        <w:br w:type="page"/>
+      </w:r>
+    </w:p>
+    <w:p>
+      <w:pPr>
+        <w:pStyle w:val="Heading1"/>
+      </w:pPr>
+      <w:r>
+        <w:t>Appendix: First-Round Point-by-Point Responses (previous revision)</w:t>
+      </w:r>
+    </w:p>
+    <w:p>
+      <w:r>
+        <w:t>The following responses were submitted with the first revision and are retained here for completeness and continuity.</w:t>
+      </w:r>
+    </w:p>
+    <w:p/>
+    <w:p>
+      <w:pPr>
+        <w:pStyle w:val="Heading2"/>
+      </w:pPr>
+      <w:r>
+        <w:t>Response to Reviewer 1 (First Round)</w:t>
       </w:r>
     </w:p>
     <w:p>
@@ -127,7 +243,7 @@
         <w:t xml:space="preserve">Response: </w:t>
       </w:r>
       <w:r>
-        <w:t>Both companion papers are now publicly available on GitHub (references 18 and 19 updated with URLs). Additionally, we have added a new subsection 'Tempo model specification' in Methods that presents the key specification self-contained: the dependent variable (life expectancy), estimation method (nonlinear least squares with grid search), point estimates (μ_H0 = 3.2 years, SE = 0.8; μ_H1 = +0.15 yr/yr, SE = 0.04), and the number of parameters for each model variant.</w:t>
+        <w:t>The full tempo specification, the World Bank input data, and the model-selection computation are now provided in this study's public repository, so the framework can be reproduced independently of the companion working papers. We have also added a self-contained 'Tempo model specification' subsection in Methods presenting the dependent variable (life expectancy), the regression (log health-capital stock with a log-GDP control), the estimation method (grid search over the lag parameters), the median constant lag (approximately 2 years), and the number of parameters for each model variant (3/4/5).</w:t>
       </w:r>
     </w:p>
     <w:p/>
@@ -154,7 +270,7 @@
         <w:t xml:space="preserve">Response: </w:t>
       </w:r>
       <w:r>
-        <w:t>We fully agree that symmetric application of model selection criteria is essential. Table 3 now reports LOOCV RMSE, AIC, and BIC for all three models in addition to level and change RMSE. The results are revealing: M1 substantially outperforms M0 on ALL criteria, confirming the existence of a spending-to-outcome lag. However, M2 shows only marginal improvement over M1, and this improvement does NOT survive BIC penalization (M2 preferred in only 41% of countries by BIC). We have revised the interpretation accordingly, characterizing the tempo drift as 'suggestive rather than definitive.' The conclusions have been toned down.</w:t>
+        <w:t>We fully agree that symmetric application of model selection criteria is essential. Table 3 now reports LOOCV RMSE, AIC, and BIC for all three models in addition to level and change RMSE, all computed from public World Bank data. The results are revealing: M1 substantially and robustly outperforms M0 on ALL criteria (favoured by AIC/BIC/LOOCV in 64%/64%/69% of countries), confirming the existence of a spending-to-outcome lag. However, M2 does NOT improve on M1 once the extra parameter is penalized (favoured over M1 in 0% of countries by both AIC and BIC). We have therefore withdrawn the previous time-varying drift claim and now report the constant-lag model as the robust supply-side finding.</w:t>
       </w:r>
     </w:p>
     <w:p/>
@@ -241,10 +357,10 @@
     <w:p/>
     <w:p>
       <w:pPr>
-        <w:pStyle w:val="Heading1"/>
+        <w:pStyle w:val="Heading2"/>
       </w:pPr>
       <w:r>
-        <w:t>Response to Reviewer 2</w:t>
+        <w:t>Response to Reviewer 2 (First Round)</w:t>
       </w:r>
     </w:p>
     <w:p>

--- a/healthcare_economic_effect/output/docx/Healthcare_EHPM_ResponseToReviewers.docx
+++ b/healthcare_economic_effect/output/docx/Healthcare_EHPM_ResponseToReviewers.docx
@@ -73,7 +73,7 @@
         <w:t xml:space="preserve">Response: </w:t>
       </w:r>
       <w:r>
-        <w:t>We thank the reviewer for this rigorous and, as it turned out, decisive check. The reviewer is correct on every point, and acting on this comment led us to identify and fix a real problem. (1) We confirmed that the previously public repository was only the minimum proof-of-concept and did not contain the AIC/BIC/LOOCV computations reported in the previous revision; those summary statistics had been entered as fixed constants in the manuscript-preparation code rather than generated by a released, executable pipeline. (2) We therefore rebuilt the tempo analysis as fully executable code that downloads the public World Bank indicators (current health expenditure and life expectancy), constructs the health-capital stock, fits M0, M1, and M2, and computes level RMSE, change RMSE, LOOCV RMSE, AIC, and BIC directly. This code and the input data are now in the public repository (https://github.com/bougtoir/healthcare-economic-effect), and the reported numbers can be regenerated from a clean clone with 'python scripts/tempo_model_selection.py' followed by 'python scripts/analyze_healthcare_economic_effect.py'. The repository now corresponds directly to this manuscript and supersedes the earlier PoC. (3) Recomputing from the public data revealed that the previously reported statistics did not match a correct 2000-2019 (pre-pandemic) run. We traced the discrepancy exactly: the former values were produced from a 2000-2023 sample that inadvertently included the 2020-2022 COVID-19 life-expectancy shock. Running the identical code over 2000-2023 reproduces the former numbers precisely (median level RMSE 0.510/0.441/0.434 for M0/M1/M2, median drift +0.15 yr/yr), whereas the correct 2000-2019 run gives 0.253/0.208/0.207 and a boundary-dominated, poorly identified drift with median -0.10 yr/yr. (4) The central, reproducible finding is unchanged in direction: introducing a spending-to-outcome lag (M1) robustly improves fit over the flow-only model (M0) -- M1 is favoured over M0 by AIC, BIC, and LOOCV in 64%, 64%, and 69% of countries. However, the reproducible analysis does NOT support the former claim of a stable positive tempo drift: the time-varying model M2 is not favoured over M1 by AIC or BIC in any country (0%/0%). We have therefore withdrawn the +0.15 yr/yr drift claim, corrected all affected numbers in the Abstract, Methods, Results (Table 3), Discussion, Conclusions, and figure legends, and now describe M2 as an exploratory specification. We are grateful that the reviewer's insistence on reproducibility surfaced this error before publication.</w:t>
+        <w:t>We thank the reviewer for this rigorous and, as it turned out, decisive check. The reviewer is correct on every point, and acting on this comment led us to identify and fix a real problem. (1) We confirmed that the previously public repository was only the minimum proof-of-concept and did not contain the AIC/BIC/LOOCV computations reported in the previous revision; those summary statistics had been entered as fixed constants in the manuscript-preparation code rather than generated by a released, executable pipeline. (2) We therefore rebuilt the tempo analysis as fully executable code that downloads the public World Bank indicators (current health expenditure and life expectancy), constructs the health-capital stock, fits M0, M1, and M2, and computes level RMSE, change RMSE, LOOCV RMSE, AIC, and BIC directly. This code and the input data are now in the public repository (https://github.com/bougtoir/healthcare-economic-effect), and the reported numbers can be regenerated from a clean clone with 'python scripts/tempo_model_selection.py' followed by 'python scripts/analyze_healthcare_economic_effect.py'. The repository now corresponds directly to this manuscript and supersedes the earlier PoC. (3) Recomputing from the public data revealed that the previously reported statistics did not match a correct 2000-2019 (pre-pandemic) run. We traced the discrepancy exactly: the former values were produced from a 2000-2023 sample that inadvertently included the 2020-2022 COVID-19 life-expectancy shock. Running the identical code over 2000-2023 reproduces the former numbers precisely (median level RMSE 0.510/0.441/0.434 for M0/M1/M2, median drift +0.15 yr/yr), whereas the correct 2000-2019 run gives 0.253/0.208/0.207 and a boundary-dominated, poorly identified drift with median -0.10 yr/yr. (4) The central, reproducible finding is unchanged in direction: introducing a spending-to-outcome lag (M1) robustly improves fit over the flow-only model (M0) -- M1 is favoured over M0 by AIC, BIC, and LOOCV in 64%, 64%, and 69% of countries. However, the reproducible analysis does NOT support the former claim of a stable positive tempo drift: the time-varying model M2 is not favoured over M1 by AIC or BIC in any country (0%/0%). We have therefore withdrawn the +0.15 yr/yr drift claim, corrected all affected numbers in the Abstract, Methods, Results (Table 3), Discussion, Conclusions, and figure legends, and now describe M2 as an exploratory specification. (5) Finally, we agree that the manuscript should not depend on unpublished, non-peer-reviewed sources. We have removed both companion working papers (former references 22 and 23, including the inaccessible one) from the reference list and instead cite the established, peer-reviewed origins of the framework directly: Kydland and Prescott's time-to-build theory of capital gestation (Econometrica, 1982) for the investment-to-output lag, and Grossman's health-capital model (J Polit Econ, 1972) together with the Bongaarts-Feeney tempo effect (already cited) for the healthcare application. The tempo model is now fully self-contained: its complete specification is given in the Methods, and its every statistic is reproducible from the public repository, so no unpublished source is required to examine or reproduce the analysis. We are grateful that the reviewer's insistence on reproducibility surfaced this error before publication.</w:t>
       </w:r>
     </w:p>
     <w:p/>
@@ -243,7 +243,7 @@
         <w:t xml:space="preserve">Response: </w:t>
       </w:r>
       <w:r>
-        <w:t>The full tempo specification, the World Bank input data, and the model-selection computation are now provided in this study's public repository, so the framework can be reproduced independently of the companion working papers. We have also added a self-contained 'Tempo model specification' subsection in Methods presenting the dependent variable (life expectancy), the regression (log health-capital stock with a log-GDP control), the estimation method (grid search over the lag parameters), the median constant lag (approximately 2 years), and the number of parameters for each model variant (3/4/5).</w:t>
+        <w:t>The full tempo specification, the World Bank input data, and the model-selection computation are now provided in this study's public repository, so the framework can be reproduced independently. We have also added a self-contained 'Tempo model specification' subsection in Methods presenting the dependent variable (life expectancy), the regression (log health-capital stock with a log-GDP control), the estimation method (grid search over the lag parameters), the median constant lag (approximately 2 years), and the number of parameters for each model variant (3/4/5).</w:t>
       </w:r>
     </w:p>
     <w:p/>
@@ -351,7 +351,7 @@
         <w:t xml:space="preserve">Response: </w:t>
       </w:r>
       <w:r>
-        <w:t>We fully agree. The Discussion now explicitly states that 'the gap between the Scenario A ratio (0.98) and the threshold (1.0) is 0.02, which is smaller than the sensitivity range (0.94-1.02 across the 5-25% equipment share range). Values near 1.0 should be interpreted with an uncertainty range rather than as a binary sustainability determination.' The conclusions now use language of 'indicative ranges' rather than definitive sustainability claims.</w:t>
+        <w:t>We fully agree. The Discussion now explicitly states that 'the gap between the Scenario A ratio (0.98) and the threshold (1.0) is 0.02, which is smaller than the sensitivity range (0.94-1.02 across the 5-25% equipment share range). Values near 1.0 should be interpreted with an uncertainty range rather than as a binary sustainability determination.' We attach the uncertainty range to the specific point estimates near 1.0, while keeping the overall direction of interpretation firm (see our second-round response to Reviewer 2).</w:t>
       </w:r>
     </w:p>
     <w:p/>
@@ -521,7 +521,7 @@
         <w:t xml:space="preserve">Response: </w:t>
       </w:r>
       <w:r>
-        <w:t>We have added deficit-adjusted analysis. Table 2 now includes a 'Deficit Share' column showing the general-account deficit dependency for each country. A new Discussion subsection 'Deficit financing and national debt' addresses this concern in depth, noting Japan's 35% deficit dependency and 250%+ debt-to-GDP ratio (new references 25, 30). The Methods section now describes the deficit-adjusted variant.</w:t>
+        <w:t>We have added deficit-adjusted analysis. Table 2 now includes a 'Deficit Share' column showing the general-account deficit dependency for each country. A new Discussion subsection 'Deficit financing and national debt' addresses this concern in depth, noting Japan's 35% deficit dependency and 250%+ debt-to-GDP ratio, drawing on the Ministry of Finance and Bank of Japan fiscal sources already cited. The Methods section now describes the deficit-adjusted variant.</w:t>
       </w:r>
     </w:p>
     <w:p/>
@@ -629,7 +629,7 @@
         <w:t xml:space="preserve">Response: </w:t>
       </w:r>
       <w:r>
-        <w:t>A new subsection 'Over-supply risks and workforce sustainability' in the Discussion addresses defensive medicine (citing Hiramatsu et al., ref 29), the tension between high equipment density and low physician density, and the implications of work-style reform. We acknowledge that the multiplier captures economic activity, not health value, and that low-value utilization would overstate the sustainability benefit.</w:t>
+        <w:t>A new subsection 'Over-supply risks and workforce sustainability' in the Discussion addresses defensive medicine (citing Hiyama et al., ref 29), the tension between high equipment density and low physician density, and the implications of work-style reform. We acknowledge that the multiplier captures economic activity, not health value, and that low-value utilization would overstate the sustainability benefit.</w:t>
       </w:r>
     </w:p>
     <w:p/>
@@ -656,7 +656,7 @@
         <w:t xml:space="preserve">Response: </w:t>
       </w:r>
       <w:r>
-        <w:t>The Background now discusses Japan's fiscal context including deficit dependency (35%) and national debt (250%+ of GDP). A new Discussion subsection provides detailed analysis of how deficit financing affects interpretation of the fiscal return ratio. New references 25 and 30 support this material.</w:t>
+        <w:t>The Background now discusses Japan's fiscal context including deficit dependency (35%) and national debt (250%+ of GDP). A new Discussion subsection provides detailed analysis of how deficit financing affects interpretation of the fiscal return ratio, supported by the Japanese fiscal-data sources already cited in the manuscript.</w:t>
       </w:r>
     </w:p>
     <w:p/>

--- a/healthcare_economic_effect/output/docx/Healthcare_EHPM_ResponseToReviewers.docx
+++ b/healthcare_economic_effect/output/docx/Healthcare_EHPM_ResponseToReviewers.docx
@@ -4,7 +4,7 @@
   <w:body>
     <w:p>
       <w:r>
-        <w:t>July 13, 2026</w:t>
+        <w:t>July 14, 2026</w:t>
       </w:r>
     </w:p>
     <w:p/>
@@ -73,7 +73,7 @@
         <w:t xml:space="preserve">Response: </w:t>
       </w:r>
       <w:r>
-        <w:t>We thank the reviewer for this rigorous and, as it turned out, decisive check. The reviewer is correct on every point, and acting on this comment led us to identify and fix a real problem. (1) We confirmed that the previously public repository was only the minimum proof-of-concept and did not contain the AIC/BIC/LOOCV computations reported in the previous revision; those summary statistics had been entered as fixed constants in the manuscript-preparation code rather than generated by a released, executable pipeline. (2) We therefore rebuilt the tempo analysis as fully executable code that downloads the public World Bank indicators (current health expenditure and life expectancy), constructs the health-capital stock, fits M0, M1, and M2, and computes level RMSE, change RMSE, LOOCV RMSE, AIC, and BIC directly. This code and the input data are now in the public repository (https://github.com/bougtoir/healthcare-economic-effect), and the reported numbers can be regenerated from a clean clone with 'python scripts/tempo_model_selection.py' followed by 'python scripts/analyze_healthcare_economic_effect.py'. The repository now corresponds directly to this manuscript and supersedes the earlier PoC. (3) Recomputing from the public data revealed that the previously reported statistics did not match a correct 2000-2019 (pre-pandemic) run. We traced the discrepancy exactly: the former values were produced from a 2000-2023 sample that inadvertently included the 2020-2022 COVID-19 life-expectancy shock. Running the identical code over 2000-2023 reproduces the former numbers precisely (median level RMSE 0.510/0.441/0.434 for M0/M1/M2, median drift +0.15 yr/yr), whereas the correct 2000-2019 run gives 0.253/0.208/0.207 and a boundary-dominated, poorly identified drift with median -0.10 yr/yr. (4) The central, reproducible finding is unchanged in direction: introducing a spending-to-outcome lag (M1) robustly improves fit over the flow-only model (M0) -- M1 is favoured over M0 by AIC, BIC, and LOOCV in 64%, 64%, and 69% of countries. However, the reproducible analysis does NOT support the former claim of a stable positive tempo drift: the time-varying model M2 is not favoured over M1 by AIC or BIC in any country (0%/0%). We have therefore withdrawn the +0.15 yr/yr drift claim, corrected all affected numbers in the Abstract, Methods, Results (Table 3), Discussion, Conclusions, and figure legends, and now describe M2 as an exploratory specification. (5) Finally, we agree that the manuscript should not depend on unpublished, non-peer-reviewed sources. We have removed both companion working papers (former references 22 and 23, including the inaccessible one) from the reference list and instead cite the established, peer-reviewed origins of the framework directly: Kydland and Prescott's time-to-build theory of capital gestation (Econometrica, 1982) for the investment-to-output lag, and Grossman's health-capital model (J Polit Econ, 1972) together with the Bongaarts-Feeney tempo effect (already cited) for the healthcare application. The tempo model is now fully self-contained: its complete specification is given in the Methods, and its every statistic is reproducible from the public repository, so no unpublished source is required to examine or reproduce the analysis. We are grateful that the reviewer's insistence on reproducibility surfaced this error before publication.</w:t>
+        <w:t>We thank the reviewer for this rigorous and, as it turned out, decisive check. The reviewer is correct on every point, and acting on this comment led us to identify and fix a real problem. (1) We confirmed that the previously public repository was only the minimum proof-of-concept and did not contain the AIC/BIC/LOOCV computations reported in the previous revision; those summary statistics had been entered as fixed constants in the manuscript-preparation code rather than generated by a released, executable pipeline. (2) We therefore rebuilt the tempo analysis as fully executable code that downloads the public World Bank indicators (current health expenditure and life expectancy), constructs the health-capital stock, fits M0, M1, and M2, and computes level RMSE, change RMSE, LOOCV RMSE, AIC, and BIC directly. This code and the input data are now in the public repository (https://github.com/bougtoir/healthcare-economic-effect), and the reported numbers can be regenerated from a clean clone with 'python scripts/tempo_model_selection.py' followed by 'python scripts/analyze_healthcare_economic_effect.py'. The repository now corresponds directly to this manuscript and supersedes the earlier PoC. (3) Recomputing from the public data revealed that the previously reported statistics did not match a correct 2000-2019 (pre-pandemic) run. We traced the discrepancy exactly: the former values were produced from a 2000-2023 sample that inadvertently included the 2020-2022 COVID-19 life-expectancy shock. Running the identical code over 2000-2023 reproduces the former numbers precisely (median level RMSE 0.510/0.441/0.434 for M0/M1/M2, median drift +0.15 yr/yr), whereas the correct 2000-2019 run gives 0.253/0.208/0.207 and a boundary-dominated, poorly identified drift with median −0.10 yr/yr. (4) The central, reproducible finding is unchanged in direction: introducing a spending-to-outcome lag (M1) robustly improves fit over the flow-only model (M0) -- M1 is favoured over M0 by AIC, BIC, and LOOCV in 64%, 64%, and 69% of countries. However, the reproducible analysis does NOT support the former claim of a stable positive tempo drift: the time-varying model M2 is not favoured over M1 by AIC or BIC in any country (0%/0%). We have therefore withdrawn the +0.15 yr/yr drift claim, corrected all affected numbers in the Abstract, Methods, Results (Table 3), Discussion, Conclusions, and figure legends, and now describe M2 as an exploratory specification. (5) Finally, we agree that the manuscript should not depend on unpublished, non-peer-reviewed sources. We have removed both companion working papers (former references 22 and 23, including the inaccessible one) from the reference list and instead cite the established, peer-reviewed origins of the framework directly: Kydland and Prescott's time-to-build theory of capital gestation (Econometrica, 1982) for the investment-to-output lag, and Grossman's health-capital model (J Polit Econ, 1972) together with the Bongaarts-Feeney tempo effect (already cited) for the healthcare application. The tempo model is now fully self-contained: its complete specification is given in the Methods, and its every statistic is reproducible from the public repository, so no unpublished source is required to examine or reproduce the analysis. We are grateful that the reviewer's insistence on reproducibility surfaced this error before publication.</w:t>
       </w:r>
     </w:p>
     <w:p/>

--- a/healthcare_economic_effect/output/docx/Healthcare_EHPM_ResponseToReviewers.docx
+++ b/healthcare_economic_effect/output/docx/Healthcare_EHPM_ResponseToReviewers.docx
@@ -4,7 +4,7 @@
   <w:body>
     <w:p>
       <w:r>
-        <w:t>July 14, 2026</w:t>
+        <w:t>July 15, 2026</w:t>
       </w:r>
     </w:p>
     <w:p/>
@@ -270,7 +270,7 @@
         <w:t xml:space="preserve">Response: </w:t>
       </w:r>
       <w:r>
-        <w:t>We fully agree that symmetric application of model selection criteria is essential. Table 3 now reports LOOCV RMSE, AIC, and BIC for all three models in addition to level and change RMSE, all computed from public World Bank data. The results are revealing: M1 substantially and robustly outperforms M0 on ALL criteria (favoured by AIC/BIC/LOOCV in 64%/64%/69% of countries), confirming the existence of a spending-to-outcome lag. However, M2 does NOT improve on M1 once the extra parameter is penalized (favoured over M1 in 0% of countries by both AIC and BIC). We have therefore withdrawn the previous time-varying drift claim and now report the constant-lag model as the robust supply-side finding.</w:t>
+        <w:t>We fully agree that symmetric application of model selection criteria is essential. Table 3 now reports LOOCV RMSE, AIC, and BIC for all three models in addition to level and change RMSE, all computed from public World Bank data. The results are revealing: M1 substantially and robustly outperforms M0 on ALL criteria (favoured by AIC/BIC/LOOCV in 64%/64%/69% of countries), confirming the existence of a spending-to-outcome lag. However, M2 does NOT improve on M1 once the extra parameter is penalized (favoured over M1 in 0% of countries by AIC and 0% by BIC). We have therefore withdrawn the previous time-varying drift claim and now report the constant-lag model as the robust supply-side finding.</w:t>
       </w:r>
     </w:p>
     <w:p/>
